--- a/docs/Transcript for demo.docx
+++ b/docs/Transcript for demo.docx
@@ -3,286 +3,975 @@
 <w:document xmlns:wpc="http://schemas.microsoft.com/office/word/2010/wordprocessingCanvas" xmlns:cx="http://schemas.microsoft.com/office/drawing/2014/chartex" xmlns:cx1="http://schemas.microsoft.com/office/drawing/2015/9/8/chartex" xmlns:cx2="http://schemas.microsoft.com/office/drawing/2015/10/21/chartex" xmlns:cx3="http://schemas.microsoft.com/office/drawing/2016/5/9/chartex" xmlns:cx4="http://schemas.microsoft.com/office/drawing/2016/5/10/chartex" xmlns:cx5="http://schemas.microsoft.com/office/drawing/2016/5/11/chartex" xmlns:cx6="http://schemas.microsoft.com/office/drawing/2016/5/12/chartex" xmlns:cx7="http://schemas.microsoft.com/office/drawing/2016/5/13/chartex" xmlns:cx8="http://schemas.microsoft.com/office/drawing/2016/5/14/chartex" xmlns:mc="http://schemas.openxmlformats.org/markup-compatibility/2006" xmlns:aink="http://schemas.microsoft.com/office/drawing/2016/ink" xmlns:am3d="http://schemas.microsoft.com/office/drawing/2017/model3d" xmlns:o="urn:schemas-microsoft-com:office:office" xmlns:oel="http://schemas.microsoft.com/office/2019/extlst" xmlns:r="http://schemas.openxmlformats.org/officeDocument/2006/relationships" xmlns:m="http://schemas.openxmlformats.org/officeDocument/2006/math" xmlns:v="urn:schemas-microsoft-com:vml" xmlns:wp14="http://schemas.microsoft.com/office/word/2010/wordprocessingDrawing" xmlns:wp="http://schemas.openxmlformats.org/drawingml/2006/wordprocessingDrawing" xmlns:w10="urn:schemas-microsoft-com:office:word" xmlns:w="http://schemas.openxmlformats.org/wordprocessingml/2006/main" xmlns:w14="http://schemas.microsoft.com/office/word/2010/wordml" xmlns:w15="http://schemas.microsoft.com/office/word/2012/wordml" xmlns:w16cex="http://schemas.microsoft.com/office/word/2018/wordml/cex" xmlns:w16cid="http://schemas.microsoft.com/office/word/2016/wordml/cid" xmlns:w16="http://schemas.microsoft.com/office/word/2018/wordml" xmlns:w16du="http://schemas.microsoft.com/office/word/2023/wordml/word16du" xmlns:w16sdtdh="http://schemas.microsoft.com/office/word/2020/wordml/sdtdatahash" xmlns:w16sdtfl="http://schemas.microsoft.com/office/word/2024/wordml/sdtformatlock" xmlns:w16se="http://schemas.microsoft.com/office/word/2015/wordml/symex" xmlns:wpg="http://schemas.microsoft.com/office/word/2010/wordprocessingGroup" xmlns:wpi="http://schemas.microsoft.com/office/word/2010/wordprocessingInk" xmlns:wne="http://schemas.microsoft.com/office/word/2006/wordml" xmlns:wps="http://schemas.microsoft.com/office/word/2010/wordprocessingShape" mc:Ignorable="w14 w15 w16se w16cid w16 w16cex w16sdtdh w16sdtfl w16du wp14">
   <w:body>
     <w:p>
-      <w:r>
+      <w:pPr>
+        <w:rPr>
+          <w:b/>
+          <w:bCs/>
+        </w:rPr>
+      </w:pPr>
+      <w:r>
+        <w:rPr>
+          <w:b/>
+          <w:bCs/>
+        </w:rPr>
         <w:t>GOAT AI — 2-Minute Live Demo Script</w:t>
       </w:r>
     </w:p>
     <w:p>
       <w:r>
-        <w:t>(approximate pacing: ~260 words ≈ 2 min at a comfortable speaking pace)</w:t>
-      </w:r>
-    </w:p>
-    <w:p>
-      <w:r>
-        <w:t>[Open browser and navigate to https://ai.simonbb.com/mingzhi/]</w:t>
-      </w:r>
-    </w:p>
-    <w:p>
-      <w:r>
-        <w:t>"Good afternoon, everyone. This is GOAT AI — a strategic intelligence assistant built specifically for Simon Business School at the University of Rochester. It's live right now at ai.simonbb.com — no installation, no account required."</w:t>
-      </w:r>
-    </w:p>
-    <w:p>
-      <w:r>
-        <w:t>[Point to the UI — sidebar on the left, chat window on the right]</w:t>
-      </w:r>
-    </w:p>
-    <w:p>
-      <w:r>
-        <w:t>"The app is a React single-page application with a Python FastAPI backend, and it runs entirely on the school's own A100 GPU server — so every inference stays on-premises. You can see in the bottom-left corner a live GPU status strip showing real utilization, memory, and power draw from that A100 right now."</w:t>
-      </w:r>
-    </w:p>
-    <w:p>
-      <w:r>
-        <w:t>[Click the model selector in the sidebar, show the dropdown]</w:t>
-      </w:r>
-    </w:p>
-    <w:p>
-      <w:r>
-        <w:t xml:space="preserve">"I can switch between multiple </w:t>
+        <w:rPr>
+          <w:b/>
+          <w:bCs/>
+        </w:rPr>
+        <w:t>[Open browser → </w:t>
+      </w:r>
+      <w:hyperlink r:id="rId4" w:tgtFrame="_blank" w:history="1">
+        <w:r>
+          <w:rPr>
+            <w:rStyle w:val="ae"/>
+            <w:b/>
+            <w:bCs/>
+          </w:rPr>
+          <w:t>https://ai.simonbb.com/mingzhi/</w:t>
+        </w:r>
+      </w:hyperlink>
+      <w:r>
+        <w:rPr>
+          <w:b/>
+          <w:bCs/>
+        </w:rPr>
+        <w:t>]</w:t>
+      </w:r>
+    </w:p>
+    <w:p>
+      <w:r>
+        <w:t>“Good morning, everyone. This is </w:t>
+      </w:r>
+      <w:r>
+        <w:rPr>
+          <w:b/>
+          <w:bCs/>
+        </w:rPr>
+        <w:t>GOAT AI</w:t>
+      </w:r>
+      <w:r>
+        <w:t> — a strategic intelligence assistant built for Simon Business School at the University of Rochester. It’s live at </w:t>
+      </w:r>
+      <w:r>
+        <w:rPr>
+          <w:b/>
+          <w:bCs/>
+        </w:rPr>
+        <w:t>ai.simonbb.com</w:t>
+      </w:r>
+      <w:r>
+        <w:t> — no installation, no account required.”</w:t>
+      </w:r>
+    </w:p>
+    <w:p>
+      <w:r>
+        <w:rPr>
+          <w:b/>
+          <w:bCs/>
+        </w:rPr>
+        <w:t>[Gesture: left sidebar vs. right chat]</w:t>
+      </w:r>
+    </w:p>
+    <w:p>
+      <w:r>
+        <w:t>“The layout is simple: </w:t>
+      </w:r>
+      <w:r>
+        <w:rPr>
+          <w:b/>
+          <w:bCs/>
+        </w:rPr>
+        <w:t>sidebar on the left</w:t>
+      </w:r>
+      <w:r>
+        <w:t>, </w:t>
+      </w:r>
+      <w:r>
+        <w:rPr>
+          <w:b/>
+          <w:bCs/>
+        </w:rPr>
+        <w:t>chat on the right</w:t>
+      </w:r>
+      <w:r>
+        <w:t>. Up top, the </w:t>
+      </w:r>
+      <w:r>
+        <w:rPr>
+          <w:b/>
+          <w:bCs/>
+        </w:rPr>
+        <w:t>gear icon</w:t>
+      </w:r>
+      <w:r>
+        <w:t> opens </w:t>
+      </w:r>
+      <w:r>
+        <w:rPr>
+          <w:b/>
+          <w:bCs/>
+        </w:rPr>
+        <w:t>Settings</w:t>
+      </w:r>
+      <w:r>
+        <w:t> — that’s where I can add an optional </w:t>
+      </w:r>
+      <w:r>
+        <w:rPr>
+          <w:b/>
+          <w:bCs/>
+        </w:rPr>
+        <w:t>system instruction</w:t>
+      </w:r>
+      <w:r>
+        <w:t> so every reply follows a tone or format I care about, and under </w:t>
+      </w:r>
+      <w:r>
+        <w:rPr>
+          <w:b/>
+          <w:bCs/>
+        </w:rPr>
+        <w:t>Advanced settings</w:t>
+      </w:r>
+      <w:r>
+        <w:t xml:space="preserve"> I can </w:t>
+      </w:r>
+      <w:r>
+        <w:t>add system instructions and fine-tune model creativity using advanced parameters like Temperature and Top P.</w:t>
+      </w:r>
+      <w:r>
+        <w:t>”</w:t>
+      </w:r>
+    </w:p>
+    <w:p>
+      <w:r>
+        <w:rPr>
+          <w:b/>
+          <w:bCs/>
+        </w:rPr>
+        <w:t>[Click the theme toggle in the settings area — Dark mode / Light mode]</w:t>
+      </w:r>
+    </w:p>
+    <w:p>
+      <w:pPr>
+        <w:rPr>
+          <w:rFonts w:hint="eastAsia"/>
+        </w:rPr>
+      </w:pPr>
+      <w:r>
+        <w:t>“And for long study sessions, there’s </w:t>
+      </w:r>
+      <w:r>
+        <w:rPr>
+          <w:b/>
+          <w:bCs/>
+        </w:rPr>
+        <w:t>light and dark theme</w:t>
+      </w:r>
+      <w:r>
+        <w:t xml:space="preserve"> — one </w:t>
       </w:r>
       <w:proofErr w:type="gramStart"/>
       <w:r>
-        <w:t>locally-hosted</w:t>
+        <w:t>click</w:t>
       </w:r>
       <w:proofErr w:type="gramEnd"/>
       <w:r>
-        <w:t xml:space="preserve"> language models here. Let me select one and ask it something relevant."</w:t>
-      </w:r>
-    </w:p>
-    <w:p>
-      <w:r>
-        <w:t>[Type and send a question, e.g.: "What are the top three strategic risks Simon Business School should consider in 2026?"]</w:t>
-      </w:r>
-    </w:p>
-    <w:p>
-      <w:r>
-        <w:t>"Notice the response is streaming in real time — token by token — just like ChatGPT, but entirely self-hosted."</w:t>
-      </w:r>
-    </w:p>
-    <w:p>
-      <w:r>
-        <w:t>[While it streams, point out the stop button]</w:t>
-      </w:r>
-    </w:p>
-    <w:p>
-      <w:r>
-        <w:t>"I can stop it at any point. Once it's done, this session is automatically saved to the history sidebar, so I can restore it later.</w:t>
-      </w:r>
-      <w:r>
+        <w:t xml:space="preserve"> to switch.”</w:t>
+      </w:r>
+    </w:p>
+    <w:p>
+      <w:r>
+        <w:rPr>
+          <w:b/>
+          <w:bCs/>
+        </w:rPr>
+        <w:t>[Optional: type a name in “Your Name” on the sidebar]</w:t>
+      </w:r>
+    </w:p>
+    <w:p>
+      <w:r>
+        <w:t>“I can also enter </w:t>
+      </w:r>
+      <w:r>
+        <w:rPr>
+          <w:b/>
+          <w:bCs/>
+        </w:rPr>
+        <w:t>Your Name</w:t>
+      </w:r>
+      <w:r>
+        <w:t> here — it’s optional, but it personalizes the session on the server side when I want that touch.”</w:t>
+      </w:r>
+    </w:p>
+    <w:p>
+      <w:r>
+        <w:rPr>
+          <w:b/>
+          <w:bCs/>
+        </w:rPr>
+        <w:t>[Open model dropdown in sidebar]</w:t>
+      </w:r>
+    </w:p>
+    <w:p>
+      <w:r>
+        <w:t>“I can switch between </w:t>
+      </w:r>
+      <w:r>
+        <w:rPr>
+          <w:b/>
+          <w:bCs/>
+        </w:rPr>
+        <w:t>locally hosted</w:t>
+      </w:r>
+      <w:r>
+        <w:t> models here — the list is pulled live from the server.”</w:t>
+      </w:r>
+    </w:p>
+    <w:p>
+      <w:r>
+        <w:rPr>
+          <w:b/>
+          <w:bCs/>
+        </w:rPr>
+        <w:t>[Send a short question, e.g. strategic risks for 2026]</w:t>
+      </w:r>
+    </w:p>
+    <w:p>
+      <w:r>
+        <w:t>“Watch the answer </w:t>
+      </w:r>
+      <w:r>
+        <w:rPr>
+          <w:b/>
+          <w:bCs/>
+        </w:rPr>
+        <w:t>stream token by token</w:t>
+      </w:r>
+      <w:r>
+        <w:t> — like ChatGPT, but </w:t>
+      </w:r>
+      <w:r>
+        <w:rPr>
+          <w:b/>
+          <w:bCs/>
+        </w:rPr>
+        <w:t>self-hosted</w:t>
+      </w:r>
+      <w:r>
+        <w:t>.”</w:t>
+      </w:r>
+    </w:p>
+    <w:p>
+      <w:r>
+        <w:rPr>
+          <w:b/>
+          <w:bCs/>
+        </w:rPr>
+        <w:t>[Point to Stop]</w:t>
+      </w:r>
+    </w:p>
+    <w:p>
+      <w:r>
+        <w:t>“I can </w:t>
+      </w:r>
+      <w:r>
+        <w:rPr>
+          <w:b/>
+          <w:bCs/>
+        </w:rPr>
+        <w:t>stop</w:t>
+      </w:r>
+      <w:r>
+        <w:t> the stream anytime. When it finishes, the session is </w:t>
+      </w:r>
+      <w:r>
+        <w:rPr>
+          <w:b/>
+          <w:bCs/>
+        </w:rPr>
+        <w:t>saved to history</w:t>
+      </w:r>
+      <w:r>
+        <w:t> so I can reopen it later.”</w:t>
+      </w:r>
+    </w:p>
+    <w:p>
+      <w:r>
+        <w:rPr>
+          <w:b/>
+          <w:bCs/>
+        </w:rPr>
+        <w:t>[Point to GPU strip bottom-left of input row]</w:t>
+      </w:r>
+    </w:p>
+    <w:p>
+      <w:pPr>
         <w:rPr>
           <w:rFonts w:hint="eastAsia"/>
         </w:rPr>
+      </w:pPr>
+      <w:r>
+        <w:t>“Under the hood it’s a </w:t>
+      </w:r>
+      <w:r>
+        <w:rPr>
+          <w:b/>
+          <w:bCs/>
+        </w:rPr>
+        <w:t>React</w:t>
+      </w:r>
+      <w:r>
+        <w:t> front end and a </w:t>
+      </w:r>
+      <w:r>
+        <w:rPr>
+          <w:b/>
+          <w:bCs/>
+        </w:rPr>
+        <w:t xml:space="preserve">Python </w:t>
+      </w:r>
+      <w:proofErr w:type="spellStart"/>
+      <w:r>
+        <w:rPr>
+          <w:b/>
+          <w:bCs/>
+        </w:rPr>
+        <w:t>FastAPI</w:t>
+      </w:r>
+      <w:proofErr w:type="spellEnd"/>
+      <w:r>
+        <w:t> backend, running on the school’s own </w:t>
+      </w:r>
+      <w:r>
+        <w:rPr>
+          <w:b/>
+          <w:bCs/>
+        </w:rPr>
+        <w:t>A100</w:t>
+      </w:r>
+      <w:r>
+        <w:t> — so inference stays </w:t>
+      </w:r>
+      <w:r>
+        <w:rPr>
+          <w:b/>
+          <w:bCs/>
+        </w:rPr>
+        <w:t>on-premises</w:t>
+      </w:r>
+      <w:r>
+        <w:t>. You can see a </w:t>
+      </w:r>
+      <w:r>
+        <w:rPr>
+          <w:b/>
+          <w:bCs/>
+        </w:rPr>
+        <w:t>live GPU status</w:t>
+      </w:r>
+      <w:r>
+        <w:t> strip showing utilization, memory, and power from that GPU </w:t>
+      </w:r>
+      <w:r>
+        <w:rPr>
+          <w:b/>
+          <w:bCs/>
+        </w:rPr>
+        <w:t>right now</w:t>
+      </w:r>
+      <w:r>
+        <w:t>.”</w:t>
+      </w:r>
+    </w:p>
+    <w:p>
+      <w:r>
+        <w:rPr>
+          <w:b/>
+          <w:bCs/>
+        </w:rPr>
+        <w:t>[Clear chat or new session as you prefer; upload small CSV]</w:t>
+      </w:r>
+    </w:p>
+    <w:p>
+      <w:r>
+        <w:t>“Now the highlight: </w:t>
+      </w:r>
+      <w:r>
+        <w:rPr>
+          <w:b/>
+          <w:bCs/>
+        </w:rPr>
+        <w:t>CSV upload</w:t>
+      </w:r>
+      <w:r>
+        <w:t>. I drop a file — the app </w:t>
+      </w:r>
+      <w:r>
+        <w:rPr>
+          <w:b/>
+          <w:bCs/>
+        </w:rPr>
+        <w:t>parses</w:t>
+      </w:r>
+      <w:r>
+        <w:t xml:space="preserve"> it, the model gets </w:t>
+      </w:r>
+      <w:r>
+        <w:lastRenderedPageBreak/>
+        <w:t>the </w:t>
+      </w:r>
+      <w:r>
+        <w:rPr>
+          <w:b/>
+          <w:bCs/>
+        </w:rPr>
+        <w:t>context</w:t>
+      </w:r>
+      <w:r>
+        <w:t>, and I get both </w:t>
+      </w:r>
+      <w:r>
+        <w:rPr>
+          <w:b/>
+          <w:bCs/>
+        </w:rPr>
+        <w:t>written analysis</w:t>
+      </w:r>
+      <w:r>
+        <w:t> and a </w:t>
+      </w:r>
+      <w:r>
+        <w:rPr>
+          <w:b/>
+          <w:bCs/>
+        </w:rPr>
+        <w:t>live chart</w:t>
+      </w:r>
+      <w:r>
+        <w:t> built with </w:t>
+      </w:r>
+      <w:r>
+        <w:rPr>
+          <w:b/>
+          <w:bCs/>
+        </w:rPr>
+        <w:t>Recharts</w:t>
+      </w:r>
+      <w:r>
+        <w:t>.”</w:t>
+      </w:r>
+    </w:p>
+    <w:p>
+      <w:r>
+        <w:rPr>
+          <w:b/>
+          <w:bCs/>
+        </w:rPr>
+        <w:t>[Point at chart]</w:t>
+      </w:r>
+    </w:p>
+    <w:p>
+      <w:r>
+        <w:t>“</w:t>
+      </w:r>
+      <w:r>
+        <w:rPr>
+          <w:b/>
+          <w:bCs/>
+        </w:rPr>
+        <w:t>No Python and no macros on the user’s side</w:t>
+      </w:r>
+      <w:r>
+        <w:t> — bring a dataset, get structured insight and a visualization.”</w:t>
+      </w:r>
+    </w:p>
+    <w:p>
+      <w:r>
+        <w:rPr>
+          <w:b/>
+          <w:bCs/>
+        </w:rPr>
+        <w:t>[Gesture full UI]</w:t>
+      </w:r>
+    </w:p>
+    <w:p>
+      <w:pPr>
+        <w:rPr>
+          <w:rFonts w:hint="eastAsia"/>
+        </w:rPr>
+      </w:pPr>
+      <w:r>
+        <w:t>“</w:t>
+      </w:r>
+      <w:proofErr w:type="gramStart"/>
+      <w:r>
+        <w:t>So</w:t>
+      </w:r>
+      <w:proofErr w:type="gramEnd"/>
+      <w:r>
+        <w:t xml:space="preserve"> in one pass: </w:t>
+      </w:r>
+      <w:r>
+        <w:rPr>
+          <w:b/>
+          <w:bCs/>
+        </w:rPr>
+        <w:t>personalization</w:t>
+      </w:r>
+      <w:r>
+        <w:t>, </w:t>
+      </w:r>
+      <w:r>
+        <w:rPr>
+          <w:b/>
+          <w:bCs/>
+        </w:rPr>
+        <w:t>settings for power users</w:t>
+      </w:r>
+      <w:r>
+        <w:t>, </w:t>
+      </w:r>
+      <w:r>
+        <w:rPr>
+          <w:b/>
+          <w:bCs/>
+        </w:rPr>
+        <w:t>light/dark UI</w:t>
+      </w:r>
+      <w:r>
+        <w:t>, </w:t>
+      </w:r>
+      <w:r>
+        <w:rPr>
+          <w:b/>
+          <w:bCs/>
+        </w:rPr>
+        <w:t>history</w:t>
+      </w:r>
+      <w:r>
+        <w:t>, </w:t>
+      </w:r>
+      <w:r>
+        <w:rPr>
+          <w:b/>
+          <w:bCs/>
+        </w:rPr>
+        <w:t>file-aware follow-ups</w:t>
+      </w:r>
+      <w:r>
+        <w:t>, and an </w:t>
+      </w:r>
+      <w:r>
+        <w:rPr>
+          <w:b/>
+          <w:bCs/>
+        </w:rPr>
+        <w:t>open codebase</w:t>
+      </w:r>
+      <w:r>
+        <w:t>. </w:t>
+      </w:r>
+      <w:r>
+        <w:t>By running on Simon's own hardware, we eliminate per-query API costs while keeping institutional data 100% private.</w:t>
+      </w:r>
+      <w:r>
+        <w:rPr>
+          <w:rFonts w:hint="eastAsia"/>
+        </w:rPr>
         <w:t xml:space="preserve"> </w:t>
       </w:r>
       <w:r>
-        <w:t xml:space="preserve">You might recognize Streamlit — that's how many data tools start out. We </w:t>
-      </w:r>
-      <w:proofErr w:type="gramStart"/>
-      <w:r>
-        <w:t>actually prototyped</w:t>
-      </w:r>
-      <w:proofErr w:type="gramEnd"/>
-      <w:r>
-        <w:t xml:space="preserve"> in Streamlit too. But Streamlit re-runs the entire script on every interaction, which makes true token-by-token streaming nearly impossible and gives you very limited control over layout. Switching to FastAPI on the backend and React on the frontend gave us real SSE streaming, persistent session state, and a fully custom UI — at the cost of more code, but with a result that feels like a production product rather than a notebook."</w:t>
-      </w:r>
-    </w:p>
-    <w:p>
-      <w:r>
-        <w:t>[Click "New Chat", then drag a sample CSV file onto the upload area]</w:t>
-      </w:r>
-    </w:p>
-    <w:p>
-      <w:r>
-        <w:t xml:space="preserve">"Now, the feature I'm most proud </w:t>
-      </w:r>
-      <w:proofErr w:type="gramStart"/>
-      <w:r>
-        <w:t>of:</w:t>
-      </w:r>
-      <w:proofErr w:type="gramEnd"/>
-      <w:r>
-        <w:t xml:space="preserve"> data upload. I'll drop a CSV here — the app </w:t>
-      </w:r>
-      <w:proofErr w:type="gramStart"/>
-      <w:r>
-        <w:t>parses</w:t>
-      </w:r>
-      <w:proofErr w:type="gramEnd"/>
-      <w:r>
-        <w:t xml:space="preserve"> it, sends it to the model, and returns both a written analysis and a live chart rendered with Recharts."</w:t>
-      </w:r>
-    </w:p>
-    <w:p>
-      <w:r>
-        <w:t>[Point to the rendered ChartCard that appears]</w:t>
-      </w:r>
-    </w:p>
-    <w:p>
-      <w:r>
-        <w:lastRenderedPageBreak/>
-        <w:t>"That chart is generated from real data, in real time, with zero code on the user's side. That's the value: a business-school student or faculty member can bring their own dataset and get instant analytical insight — no Python, no Excel macros."</w:t>
-      </w:r>
-    </w:p>
-    <w:p>
-      <w:r>
-        <w:t>[Gesture toward the full interface]</w:t>
-      </w:r>
-    </w:p>
-    <w:p>
-      <w:r>
-        <w:t>"Clean UI, dark/light mode, conversation history, file context that persists across follow-up questions, and a fully open-source codebase. GOAT AI is ready to use today. Thank you."</w:t>
-      </w:r>
-    </w:p>
-    <w:p>
-      <w:r>
+        <w:rPr>
+          <w:b/>
+          <w:bCs/>
+        </w:rPr>
+        <w:t>GOAT AI</w:t>
+      </w:r>
+      <w:r>
+        <w:t> is ready to use today. Thank you.”</w:t>
+      </w:r>
+    </w:p>
+    <w:p>
+      <w:pPr>
+        <w:rPr>
+          <w:b/>
+          <w:bCs/>
+        </w:rPr>
+      </w:pPr>
+      <w:r>
+        <w:rPr>
+          <w:b/>
+          <w:bCs/>
+        </w:rPr>
         <w:t>Predicted Q&amp;A — 1 Minute</w:t>
       </w:r>
     </w:p>
     <w:p>
       <w:r>
-        <w:t>Q1: "Why not just use ChatGPT or Claude?"</w:t>
-      </w:r>
-    </w:p>
-    <w:p>
-      <w:r>
-        <w:t>"Great question. The key difference is data privacy and cost. ChatGPT sends your data to OpenAI's servers. GOAT AI runs entirely on the school's own hardware — so sensitive student or institutional data never leaves Simon's infrastructure. And since the LLM is self-hosted via Ollama, there's no per-query API fee."</w:t>
-      </w:r>
-    </w:p>
-    <w:p>
-      <w:r>
-        <w:t xml:space="preserve">Q2: "What models </w:t>
-      </w:r>
-      <w:proofErr w:type="gramStart"/>
-      <w:r>
-        <w:t>does</w:t>
-      </w:r>
-      <w:proofErr w:type="gramEnd"/>
-      <w:r>
-        <w:t xml:space="preserve"> </w:t>
-      </w:r>
-      <w:proofErr w:type="gramStart"/>
-      <w:r>
-        <w:t>it</w:t>
-      </w:r>
-      <w:proofErr w:type="gramEnd"/>
-      <w:r>
-        <w:t xml:space="preserve"> support?"</w:t>
-      </w:r>
-    </w:p>
-    <w:p>
-      <w:r>
-        <w:t xml:space="preserve">"Any model that Ollama </w:t>
-      </w:r>
-      <w:proofErr w:type="gramStart"/>
-      <w:r>
-        <w:t>supports — which</w:t>
-      </w:r>
-      <w:proofErr w:type="gramEnd"/>
-      <w:r>
-        <w:t xml:space="preserve"> today includes Llama 3, Mistral, Gemma, Phi, and others. The model selector in the sidebar dynamically pulls the list from the server, so adding a new model is as simple as running ollama pull on the server — no code change needed."</w:t>
-      </w:r>
-    </w:p>
-    <w:p>
-      <w:r>
-        <w:t>Q3: "What happens if the server goes down?"</w:t>
-      </w:r>
-    </w:p>
-    <w:p>
-      <w:r>
-        <w:t xml:space="preserve">"The app shows a clear error state immediately — we follow a 'fail fast, fail loud' principle. Locally, chat sessions </w:t>
-      </w:r>
-      <w:proofErr w:type="gramStart"/>
-      <w:r>
-        <w:t>are also persisted</w:t>
-      </w:r>
-      <w:proofErr w:type="gramEnd"/>
-      <w:r>
-        <w:t xml:space="preserve"> in SQLite, so history isn't lost. Long-term, we're planning a process supervisor so Uvicorn auto-restarts after a reboot."</w:t>
-      </w:r>
-    </w:p>
-    <w:p>
-      <w:r>
-        <w:t>Q4: "Could this scale to the whole school?"</w:t>
-      </w:r>
-    </w:p>
-    <w:p>
-      <w:r>
-        <w:t xml:space="preserve">"The current architecture is already behind </w:t>
-      </w:r>
-      <w:proofErr w:type="gramStart"/>
-      <w:r>
-        <w:t>an</w:t>
-      </w:r>
-      <w:proofErr w:type="gramEnd"/>
-      <w:r>
-        <w:t xml:space="preserve"> Nginx reverse proxy at the school's domain. Adding authentication, rate limiting, and a load balancer in front of Uvicorn would be the natural next steps — those are actually already planned in our roadmap as Phase 9."</w:t>
-      </w:r>
-    </w:p>
-    <w:p>
-      <w:r>
-        <w:t>Quick Tips for the Actual Demo</w:t>
-      </w:r>
-    </w:p>
-    <w:p>
-      <w:r>
-        <w:t>Moment</w:t>
-      </w:r>
-      <w:r>
-        <w:tab/>
-        <w:t>What to do</w:t>
-      </w:r>
-    </w:p>
-    <w:p>
-      <w:r>
-        <w:t>Opening the URL</w:t>
-      </w:r>
-    </w:p>
-    <w:p>
-      <w:r>
-        <w:t>Have the tab pre-loaded and visible — saves ~5 seconds, protects the "app launches" points.</w:t>
-      </w:r>
-    </w:p>
-    <w:p>
-      <w:r>
-        <w:lastRenderedPageBreak/>
-        <w:t>Streaming response</w:t>
-      </w:r>
-    </w:p>
-    <w:p>
-      <w:r>
-        <w:t>Pick a short, punchy question so the answer arrives fast and you can move on.</w:t>
-      </w:r>
-    </w:p>
-    <w:p>
-      <w:r>
-        <w:t>CSV upload</w:t>
-      </w:r>
-    </w:p>
-    <w:p>
-      <w:r>
-        <w:t>Use a tiny 5-10 row file so the chart renders before the judges get distracted.</w:t>
-      </w:r>
-    </w:p>
-    <w:p>
-      <w:r>
-        <w:t>History sidebar</w:t>
-      </w:r>
-    </w:p>
-    <w:p>
-      <w:r>
-        <w:t>Click an old session to show persistence — takes 2 seconds and looks impressive.</w:t>
-      </w:r>
-    </w:p>
-    <w:p>
-      <w:r>
-        <w:t>GPU strip</w:t>
-      </w:r>
-    </w:p>
-    <w:p>
-      <w:r>
-        <w:t>Mention it verbally AND point to it — it's a differentiator most apps don't have.</w:t>
-      </w:r>
+        <w:rPr>
+          <w:b/>
+          <w:bCs/>
+        </w:rPr>
+        <w:t>Q1: “Why not ChatGPT?”</w:t>
+      </w:r>
+      <w:r>
+        <w:br/>
+        <w:t>Same as before: privacy + no per-query API cost; data stays on Simon infrastructure.</w:t>
+      </w:r>
+    </w:p>
+    <w:p>
+      <w:r>
+        <w:rPr>
+          <w:b/>
+          <w:bCs/>
+        </w:rPr>
+        <w:t>Q2: “What models?”</w:t>
+      </w:r>
+      <w:r>
+        <w:br/>
+        <w:t>Ollama ecosystem; sidebar list from server; </w:t>
+      </w:r>
+      <w:proofErr w:type="spellStart"/>
+      <w:r>
+        <w:t>ollama</w:t>
+      </w:r>
+      <w:proofErr w:type="spellEnd"/>
+      <w:r>
+        <w:t xml:space="preserve"> pull to add models.</w:t>
+      </w:r>
+    </w:p>
+    <w:p>
+      <w:r>
+        <w:rPr>
+          <w:b/>
+          <w:bCs/>
+        </w:rPr>
+        <w:t>Q3: “Server down?”</w:t>
+      </w:r>
+      <w:r>
+        <w:br/>
+        <w:t>Fail fast / clear errors; SQLite history; supervisor / auto-restart as future ops step.</w:t>
+      </w:r>
+    </w:p>
+    <w:p>
+      <w:r>
+        <w:rPr>
+          <w:b/>
+          <w:bCs/>
+        </w:rPr>
+        <w:t>Q4: “Scale to whole school?”</w:t>
+      </w:r>
+      <w:r>
+        <w:br/>
+        <w:t>Nginx in front; auth, rate limits, load balancing — roadmap Phase 9.</w:t>
+      </w:r>
+    </w:p>
+    <w:p>
+      <w:pPr>
+        <w:rPr>
+          <w:rFonts w:hint="eastAsia"/>
+        </w:rPr>
+      </w:pPr>
+      <w:r>
+        <w:rPr>
+          <w:b/>
+          <w:bCs/>
+        </w:rPr>
+        <w:t>Optional Q5: “What’s system instruction vs temperature?”</w:t>
+      </w:r>
+      <w:r>
+        <w:br/>
+        <w:t>“</w:t>
+      </w:r>
+      <w:r>
+        <w:rPr>
+          <w:b/>
+          <w:bCs/>
+        </w:rPr>
+        <w:t>System instruction</w:t>
+      </w:r>
+      <w:r>
+        <w:t> steers </w:t>
+      </w:r>
+      <w:r>
+        <w:rPr>
+          <w:i/>
+          <w:iCs/>
+        </w:rPr>
+        <w:t>what</w:t>
+      </w:r>
+      <w:r>
+        <w:t> the assistant should do — tone, format, constraints. </w:t>
+      </w:r>
+      <w:r>
+        <w:rPr>
+          <w:b/>
+          <w:bCs/>
+        </w:rPr>
+        <w:t>Temperature and top P</w:t>
+      </w:r>
+      <w:r>
+        <w:t> steer </w:t>
+      </w:r>
+      <w:r>
+        <w:rPr>
+          <w:i/>
+          <w:iCs/>
+        </w:rPr>
+        <w:t>how</w:t>
+      </w:r>
+      <w:r>
+        <w:t> randomly it samples the next token — lower for stricter, higher for more variety. </w:t>
+      </w:r>
+      <w:r>
+        <w:rPr>
+          <w:b/>
+          <w:bCs/>
+        </w:rPr>
+        <w:t>Max tokens</w:t>
+      </w:r>
+      <w:r>
+        <w:t> caps response length.”</w:t>
+      </w:r>
+    </w:p>
+    <w:p>
+      <w:pPr>
+        <w:rPr>
+          <w:b/>
+          <w:bCs/>
+        </w:rPr>
+      </w:pPr>
+      <w:r>
+        <w:rPr>
+          <w:b/>
+          <w:bCs/>
+        </w:rPr>
+        <w:t>Quick Tips (additions)</w:t>
+      </w:r>
+    </w:p>
+    <w:tbl>
+      <w:tblPr>
+        <w:tblStyle w:val="af0"/>
+        <w:tblW w:w="0" w:type="auto"/>
+        <w:tblLook w:val="04A0" w:firstRow="1" w:lastRow="0" w:firstColumn="1" w:lastColumn="0" w:noHBand="0" w:noVBand="1"/>
+      </w:tblPr>
+      <w:tblGrid>
+        <w:gridCol w:w="1171"/>
+        <w:gridCol w:w="7125"/>
+      </w:tblGrid>
+      <w:tr>
+        <w:tc>
+          <w:tcPr>
+            <w:tcW w:w="0" w:type="auto"/>
+            <w:noWrap/>
+            <w:hideMark/>
+          </w:tcPr>
+          <w:p>
+            <w:pPr>
+              <w:spacing w:after="160" w:line="278" w:lineRule="auto"/>
+              <w:rPr>
+                <w:b/>
+                <w:bCs/>
+              </w:rPr>
+            </w:pPr>
+            <w:r>
+              <w:rPr>
+                <w:b/>
+                <w:bCs/>
+              </w:rPr>
+              <w:t>Moment</w:t>
+            </w:r>
+          </w:p>
+        </w:tc>
+        <w:tc>
+          <w:tcPr>
+            <w:tcW w:w="0" w:type="auto"/>
+            <w:noWrap/>
+            <w:hideMark/>
+          </w:tcPr>
+          <w:p>
+            <w:pPr>
+              <w:spacing w:after="160" w:line="278" w:lineRule="auto"/>
+              <w:rPr>
+                <w:b/>
+                <w:bCs/>
+              </w:rPr>
+            </w:pPr>
+            <w:r>
+              <w:rPr>
+                <w:b/>
+                <w:bCs/>
+              </w:rPr>
+              <w:t>What to do</w:t>
+            </w:r>
+          </w:p>
+        </w:tc>
+      </w:tr>
+      <w:tr>
+        <w:tc>
+          <w:tcPr>
+            <w:tcW w:w="0" w:type="auto"/>
+            <w:hideMark/>
+          </w:tcPr>
+          <w:p>
+            <w:pPr>
+              <w:spacing w:after="160" w:line="278" w:lineRule="auto"/>
+            </w:pPr>
+            <w:r>
+              <w:rPr>
+                <w:b/>
+                <w:bCs/>
+              </w:rPr>
+              <w:t>Your Name</w:t>
+            </w:r>
+          </w:p>
+        </w:tc>
+        <w:tc>
+          <w:tcPr>
+            <w:tcW w:w="0" w:type="auto"/>
+            <w:hideMark/>
+          </w:tcPr>
+          <w:p>
+            <w:pPr>
+              <w:spacing w:after="160" w:line="278" w:lineRule="auto"/>
+            </w:pPr>
+            <w:r>
+              <w:t>Optional 3-second beat: “I’ll add my name — optional personalization.”</w:t>
+            </w:r>
+          </w:p>
+        </w:tc>
+      </w:tr>
+      <w:tr>
+        <w:tc>
+          <w:tcPr>
+            <w:tcW w:w="0" w:type="auto"/>
+            <w:hideMark/>
+          </w:tcPr>
+          <w:p>
+            <w:pPr>
+              <w:spacing w:after="160" w:line="278" w:lineRule="auto"/>
+            </w:pPr>
+            <w:r>
+              <w:rPr>
+                <w:b/>
+                <w:bCs/>
+              </w:rPr>
+              <w:t>Settings</w:t>
+            </w:r>
+          </w:p>
+        </w:tc>
+        <w:tc>
+          <w:tcPr>
+            <w:tcW w:w="0" w:type="auto"/>
+            <w:hideMark/>
+          </w:tcPr>
+          <w:p>
+            <w:pPr>
+              <w:spacing w:after="160" w:line="278" w:lineRule="auto"/>
+            </w:pPr>
+            <w:r>
+              <w:t>Open gear → point at </w:t>
+            </w:r>
+            <w:r>
+              <w:rPr>
+                <w:b/>
+                <w:bCs/>
+              </w:rPr>
+              <w:t>System instruction</w:t>
+            </w:r>
+            <w:r>
+              <w:t> text, then expand </w:t>
+            </w:r>
+            <w:r>
+              <w:rPr>
+                <w:b/>
+                <w:bCs/>
+              </w:rPr>
+              <w:t>Advanced</w:t>
+            </w:r>
+            <w:r>
+              <w:t> → name </w:t>
+            </w:r>
+            <w:r>
+              <w:rPr>
+                <w:b/>
+                <w:bCs/>
+              </w:rPr>
+              <w:t>Temperature</w:t>
+            </w:r>
+            <w:r>
+              <w:t>, </w:t>
+            </w:r>
+            <w:r>
+              <w:rPr>
+                <w:b/>
+                <w:bCs/>
+              </w:rPr>
+              <w:t>Max tokens</w:t>
+            </w:r>
+            <w:r>
+              <w:t>, </w:t>
+            </w:r>
+            <w:r>
+              <w:rPr>
+                <w:b/>
+                <w:bCs/>
+              </w:rPr>
+              <w:t>Top P</w:t>
+            </w:r>
+            <w:r>
+              <w:t> without changing values (saves time).</w:t>
+            </w:r>
+          </w:p>
+        </w:tc>
+      </w:tr>
+      <w:tr>
+        <w:tc>
+          <w:tcPr>
+            <w:tcW w:w="0" w:type="auto"/>
+            <w:hideMark/>
+          </w:tcPr>
+          <w:p>
+            <w:pPr>
+              <w:spacing w:after="160" w:line="278" w:lineRule="auto"/>
+            </w:pPr>
+            <w:r>
+              <w:rPr>
+                <w:b/>
+                <w:bCs/>
+              </w:rPr>
+              <w:t>Theme</w:t>
+            </w:r>
+          </w:p>
+        </w:tc>
+        <w:tc>
+          <w:tcPr>
+            <w:tcW w:w="0" w:type="auto"/>
+            <w:hideMark/>
+          </w:tcPr>
+          <w:p>
+            <w:pPr>
+              <w:spacing w:after="160" w:line="278" w:lineRule="auto"/>
+            </w:pPr>
+            <w:r>
+              <w:t>One toggle: “Light for slides, dark for late night.”</w:t>
+            </w:r>
+          </w:p>
+        </w:tc>
+      </w:tr>
+    </w:tbl>
+    <w:p>
+      <w:pPr>
+        <w:rPr>
+          <w:rFonts w:hint="eastAsia"/>
+        </w:rPr>
+      </w:pPr>
     </w:p>
     <w:sectPr>
       <w:pgSz w:w="11906" w:h="16838"/>
@@ -1217,6 +1906,48 @@
       <w:spacing w:val="5"/>
     </w:rPr>
   </w:style>
+  <w:style w:type="character" w:styleId="ae">
+    <w:name w:val="Hyperlink"/>
+    <w:basedOn w:val="a0"/>
+    <w:uiPriority w:val="99"/>
+    <w:unhideWhenUsed/>
+    <w:rsid w:val="002837BA"/>
+    <w:rPr>
+      <w:color w:val="467886" w:themeColor="hyperlink"/>
+      <w:u w:val="single"/>
+    </w:rPr>
+  </w:style>
+  <w:style w:type="character" w:styleId="af">
+    <w:name w:val="Unresolved Mention"/>
+    <w:basedOn w:val="a0"/>
+    <w:uiPriority w:val="99"/>
+    <w:semiHidden/>
+    <w:unhideWhenUsed/>
+    <w:rsid w:val="002837BA"/>
+    <w:rPr>
+      <w:color w:val="605E5C"/>
+      <w:shd w:val="clear" w:color="auto" w:fill="E1DFDD"/>
+    </w:rPr>
+  </w:style>
+  <w:style w:type="table" w:styleId="af0">
+    <w:name w:val="Table Grid"/>
+    <w:basedOn w:val="a1"/>
+    <w:uiPriority w:val="39"/>
+    <w:rsid w:val="002837BA"/>
+    <w:pPr>
+      <w:spacing w:after="0" w:line="240" w:lineRule="auto"/>
+    </w:pPr>
+    <w:tblPr>
+      <w:tblBorders>
+        <w:top w:val="single" w:sz="4" w:space="0" w:color="auto"/>
+        <w:left w:val="single" w:sz="4" w:space="0" w:color="auto"/>
+        <w:bottom w:val="single" w:sz="4" w:space="0" w:color="auto"/>
+        <w:right w:val="single" w:sz="4" w:space="0" w:color="auto"/>
+        <w:insideH w:val="single" w:sz="4" w:space="0" w:color="auto"/>
+        <w:insideV w:val="single" w:sz="4" w:space="0" w:color="auto"/>
+      </w:tblBorders>
+    </w:tblPr>
+  </w:style>
 </w:styles>
 </file>
 
